--- a/downloads/Manualer_word/Manual-Tastaturlayout-MacOS.docx
+++ b/downloads/Manualer_word/Manual-Tastaturlayout-MacOS.docx
@@ -267,6 +267,20 @@
         <w:rPr>
           <w:rFonts w:cstheme="minorHAnsi"/>
         </w:rPr>
+        <w:br w:type="page"/>
+      </w:r>
+    </w:p>
+    <w:p>
+      <w:pPr>
+        <w:rPr>
+          <w:rFonts w:cstheme="minorHAnsi"/>
+        </w:rPr>
+      </w:pPr>
+      <w:r>
+        <w:rPr>
+          <w:rFonts w:cstheme="minorHAnsi"/>
+        </w:rPr>
+        <w:lastRenderedPageBreak/>
         <w:t>Gør derefter følgende (se billederne herunder):</w:t>
       </w:r>
     </w:p>
@@ -303,7 +317,6 @@
         <w:rPr>
           <w:rFonts w:cstheme="minorHAnsi"/>
         </w:rPr>
-        <w:lastRenderedPageBreak/>
         <w:t>Sæt flueben ved „Vis tastaturmenu på menulinje“.</w:t>
       </w:r>
     </w:p>
@@ -338,7 +351,7 @@
           <w:lang w:eastAsia="da-DK"/>
         </w:rPr>
         <w:drawing>
-          <wp:inline distT="0" distB="0" distL="0" distR="0" wp14:anchorId="3A94FA90" wp14:editId="2D6C1A60">
+          <wp:inline distT="0" distB="0" distL="0" distR="0" wp14:anchorId="3A94FA90" wp14:editId="5BA7F673">
             <wp:extent cx="2456278" cy="2053009"/>
             <wp:effectExtent l="0" t="0" r="1270" b="4445"/>
             <wp:docPr id="19" name="Billede 19"/>
@@ -459,7 +472,19 @@
         <w:rPr>
           <w:rFonts w:cstheme="minorHAnsi"/>
         </w:rPr>
-        <w:t>4) Vælg „Naturvidenskab“ i tastaturmenuen i menulinjen, som vist nedenfor. Du kan også skifte mellem layouts med Ctrl + mellemrum.</w:t>
+        <w:t xml:space="preserve">4) Vælg „Naturvidenskab“ i tastaturmenuen i menulinjen, som vist nedenfor. Du kan også skifte mellem </w:t>
+      </w:r>
+      <w:r>
+        <w:rPr>
+          <w:rFonts w:cstheme="minorHAnsi"/>
+        </w:rPr>
+        <w:t>tastatur-</w:t>
+      </w:r>
+      <w:r>
+        <w:rPr>
+          <w:rFonts w:cstheme="minorHAnsi"/>
+        </w:rPr>
+        <w:t>layouts med Ctrl + mellemrum.</w:t>
       </w:r>
     </w:p>
     <w:p>
@@ -619,15 +644,34 @@
     </w:p>
     <w:p>
       <w:pPr>
-        <w:pStyle w:val="Heading2"/>
-        <w:rPr>
-          <w:rFonts w:asciiTheme="minorHAnsi" w:hAnsiTheme="minorHAnsi" w:cstheme="minorHAnsi"/>
+        <w:rPr>
+          <w:rFonts w:eastAsiaTheme="majorEastAsia" w:cstheme="minorHAnsi"/>
+          <w:b/>
+          <w:bCs/>
+          <w:color w:val="4F81BD" w:themeColor="accent1"/>
+          <w:sz w:val="26"/>
+          <w:szCs w:val="26"/>
         </w:rPr>
       </w:pPr>
       <w:r>
         <w:rPr>
+          <w:rFonts w:cstheme="minorHAnsi"/>
+        </w:rPr>
+        <w:br w:type="page"/>
+      </w:r>
+    </w:p>
+    <w:p>
+      <w:pPr>
+        <w:pStyle w:val="Heading2"/>
+        <w:rPr>
           <w:rFonts w:asciiTheme="minorHAnsi" w:hAnsiTheme="minorHAnsi" w:cstheme="minorHAnsi"/>
         </w:rPr>
+      </w:pPr>
+      <w:r>
+        <w:rPr>
+          <w:rFonts w:asciiTheme="minorHAnsi" w:hAnsiTheme="minorHAnsi" w:cstheme="minorHAnsi"/>
+        </w:rPr>
+        <w:lastRenderedPageBreak/>
         <w:t>Oversigt over genveje</w:t>
       </w:r>
     </w:p>
@@ -807,6 +851,7 @@
         <w:rPr>
           <w:rFonts w:asciiTheme="minorHAnsi" w:hAnsiTheme="minorHAnsi" w:cstheme="minorHAnsi"/>
         </w:rPr>
+        <w:lastRenderedPageBreak/>
         <w:t>Alle taster</w:t>
       </w:r>
     </w:p>
@@ -2392,6 +2437,7 @@
                 <w:szCs w:val="20"/>
               </w:rPr>
             </w:pPr>
+            <w:proofErr w:type="gramStart"/>
             <w:r>
               <w:rPr>
                 <w:rFonts w:ascii="Cambria Math" w:hAnsi="Cambria Math" w:cs="Cambria Math"/>
@@ -2408,7 +2454,17 @@
                 <w:szCs w:val="20"/>
                 <w:highlight w:val="green"/>
               </w:rPr>
-              <w:t>(tilhører</w:t>
+              <w:t>(</w:t>
+            </w:r>
+            <w:proofErr w:type="gramEnd"/>
+            <w:r>
+              <w:rPr>
+                <w:rFonts w:cstheme="minorHAnsi"/>
+                <w:sz w:val="20"/>
+                <w:szCs w:val="20"/>
+                <w:highlight w:val="green"/>
+              </w:rPr>
+              <w:t>tilhører</w:t>
             </w:r>
             <w:r>
               <w:rPr>
@@ -5945,6 +6001,7 @@
         <w:rPr>
           <w:rFonts w:asciiTheme="minorHAnsi" w:hAnsiTheme="minorHAnsi" w:cstheme="minorHAnsi"/>
         </w:rPr>
+        <w:lastRenderedPageBreak/>
         <w:t>Lav dit eget layout</w:t>
       </w:r>
     </w:p>
@@ -5967,34 +6024,6 @@
             <w:rFonts w:cstheme="minorHAnsi"/>
           </w:rPr>
           <w:t>Ukelele</w:t>
-        </w:r>
-      </w:hyperlink>
-      <w:r>
-        <w:rPr>
-          <w:rFonts w:cstheme="minorHAnsi"/>
-        </w:rPr>
-        <w:t>.</w:t>
-      </w:r>
-    </w:p>
-    <w:p>
-      <w:pPr>
-        <w:rPr>
-          <w:rFonts w:cstheme="minorHAnsi"/>
-        </w:rPr>
-      </w:pPr>
-      <w:r>
-        <w:rPr>
-          <w:rFonts w:cstheme="minorHAnsi"/>
-        </w:rPr>
-        <w:t xml:space="preserve">Der findes en guide på engelsk på </w:t>
-      </w:r>
-      <w:hyperlink r:id="rId15" w:history="1">
-        <w:r>
-          <w:rPr>
-            <w:rStyle w:val="Hyperlink"/>
-            <w:rFonts w:cstheme="minorHAnsi"/>
-          </w:rPr>
-          <w:t>beebom.com</w:t>
         </w:r>
       </w:hyperlink>
       <w:r>
@@ -6074,7 +6103,7 @@
                     </pic:cNvPicPr>
                   </pic:nvPicPr>
                   <pic:blipFill rotWithShape="1">
-                    <a:blip r:embed="rId16">
+                    <a:blip r:embed="rId15">
                       <a:extLst>
                         <a:ext uri="{28A0092B-C50C-407E-A947-70E740481C1C}">
                           <a14:useLocalDpi xmlns:a14="http://schemas.microsoft.com/office/drawing/2010/main" val="0"/>
@@ -6139,7 +6168,7 @@
                     <pic:cNvPicPr/>
                   </pic:nvPicPr>
                   <pic:blipFill>
-                    <a:blip r:embed="rId17"/>
+                    <a:blip r:embed="rId16"/>
                     <a:stretch>
                       <a:fillRect/>
                     </a:stretch>
@@ -6181,9 +6210,9 @@
           <w:lang w:eastAsia="da-DK"/>
         </w:rPr>
         <w:drawing>
-          <wp:inline distT="0" distB="0" distL="0" distR="0" wp14:anchorId="5EC99514" wp14:editId="76690C62">
-            <wp:extent cx="1684028" cy="1003110"/>
-            <wp:effectExtent l="0" t="0" r="0" b="6985"/>
+          <wp:inline distT="0" distB="0" distL="0" distR="0" wp14:anchorId="5EC99514" wp14:editId="223B557E">
+            <wp:extent cx="2241249" cy="1335024"/>
+            <wp:effectExtent l="0" t="0" r="6985" b="0"/>
             <wp:docPr id="13" name="Billede 13"/>
             <wp:cNvGraphicFramePr>
               <a:graphicFrameLocks xmlns:a="http://schemas.openxmlformats.org/drawingml/2006/main" noChangeAspect="1"/>
@@ -6193,6 +6222,68 @@
                 <pic:pic xmlns:pic="http://schemas.openxmlformats.org/drawingml/2006/picture">
                   <pic:nvPicPr>
                     <pic:cNvPr id="0" name="Picture 7"/>
+                    <pic:cNvPicPr>
+                      <a:picLocks noChangeAspect="1" noChangeArrowheads="1"/>
+                    </pic:cNvPicPr>
+                  </pic:nvPicPr>
+                  <pic:blipFill>
+                    <a:blip r:embed="rId17" cstate="print">
+                      <a:extLst>
+                        <a:ext uri="{28A0092B-C50C-407E-A947-70E740481C1C}">
+                          <a14:useLocalDpi xmlns:a14="http://schemas.microsoft.com/office/drawing/2010/main" val="0"/>
+                        </a:ext>
+                      </a:extLst>
+                    </a:blip>
+                    <a:srcRect/>
+                    <a:stretch>
+                      <a:fillRect/>
+                    </a:stretch>
+                  </pic:blipFill>
+                  <pic:spPr bwMode="auto">
+                    <a:xfrm>
+                      <a:off x="0" y="0"/>
+                      <a:ext cx="2250807" cy="1340717"/>
+                    </a:xfrm>
+                    <a:prstGeom prst="rect">
+                      <a:avLst/>
+                    </a:prstGeom>
+                    <a:noFill/>
+                    <a:ln>
+                      <a:noFill/>
+                    </a:ln>
+                  </pic:spPr>
+                </pic:pic>
+              </a:graphicData>
+            </a:graphic>
+          </wp:inline>
+        </w:drawing>
+      </w:r>
+    </w:p>
+    <w:p>
+      <w:pPr>
+        <w:rPr>
+          <w:rFonts w:cstheme="minorHAnsi"/>
+        </w:rPr>
+      </w:pPr>
+      <w:r>
+        <w:rPr>
+          <w:rFonts w:cstheme="minorHAnsi"/>
+          <w:noProof/>
+          <w:lang w:eastAsia="da-DK"/>
+        </w:rPr>
+        <w:drawing>
+          <wp:inline distT="0" distB="0" distL="0" distR="0" wp14:anchorId="370D0FED" wp14:editId="5397A7FE">
+            <wp:extent cx="2589634" cy="1435608"/>
+            <wp:effectExtent l="0" t="0" r="1270" b="0"/>
+            <wp:docPr id="16" name="Billede 16"/>
+            <wp:cNvGraphicFramePr>
+              <a:graphicFrameLocks xmlns:a="http://schemas.openxmlformats.org/drawingml/2006/main" noChangeAspect="1"/>
+            </wp:cNvGraphicFramePr>
+            <a:graphic xmlns:a="http://schemas.openxmlformats.org/drawingml/2006/main">
+              <a:graphicData uri="http://schemas.openxmlformats.org/drawingml/2006/picture">
+                <pic:pic xmlns:pic="http://schemas.openxmlformats.org/drawingml/2006/picture">
+                  <pic:nvPicPr>
+                    <pic:cNvPr id="0" name="Picture 10"/>
                     <pic:cNvPicPr>
                       <a:picLocks noChangeAspect="1" noChangeArrowheads="1"/>
                     </pic:cNvPicPr>
@@ -6213,7 +6304,7 @@
                   <pic:spPr bwMode="auto">
                     <a:xfrm>
                       <a:off x="0" y="0"/>
-                      <a:ext cx="1686935" cy="1004841"/>
+                      <a:ext cx="2598608" cy="1440583"/>
                     </a:xfrm>
                     <a:prstGeom prst="rect">
                       <a:avLst/>
@@ -6236,6 +6327,13 @@
           <w:rFonts w:cstheme="minorHAnsi"/>
         </w:rPr>
       </w:pPr>
+    </w:p>
+    <w:p>
+      <w:pPr>
+        <w:rPr>
+          <w:rFonts w:cstheme="minorHAnsi"/>
+        </w:rPr>
+      </w:pPr>
       <w:r>
         <w:rPr>
           <w:rFonts w:cstheme="minorHAnsi"/>
@@ -6243,10 +6341,10 @@
           <w:lang w:eastAsia="da-DK"/>
         </w:rPr>
         <w:drawing>
-          <wp:inline distT="0" distB="0" distL="0" distR="0" wp14:anchorId="370D0FED" wp14:editId="0B28C88C">
-            <wp:extent cx="1815153" cy="1006261"/>
-            <wp:effectExtent l="0" t="0" r="0" b="3810"/>
-            <wp:docPr id="16" name="Billede 16"/>
+          <wp:inline distT="0" distB="0" distL="0" distR="0" wp14:anchorId="36A26758" wp14:editId="04FB5BD8">
+            <wp:extent cx="2135098" cy="1133856"/>
+            <wp:effectExtent l="0" t="0" r="0" b="9525"/>
+            <wp:docPr id="17" name="Billede 17"/>
             <wp:cNvGraphicFramePr>
               <a:graphicFrameLocks xmlns:a="http://schemas.openxmlformats.org/drawingml/2006/main" noChangeAspect="1"/>
             </wp:cNvGraphicFramePr>
@@ -6254,7 +6352,7 @@
               <a:graphicData uri="http://schemas.openxmlformats.org/drawingml/2006/picture">
                 <pic:pic xmlns:pic="http://schemas.openxmlformats.org/drawingml/2006/picture">
                   <pic:nvPicPr>
-                    <pic:cNvPr id="0" name="Picture 10"/>
+                    <pic:cNvPr id="0" name="Picture 11"/>
                     <pic:cNvPicPr>
                       <a:picLocks noChangeAspect="1" noChangeArrowheads="1"/>
                     </pic:cNvPicPr>
@@ -6275,76 +6373,7 @@
                   <pic:spPr bwMode="auto">
                     <a:xfrm>
                       <a:off x="0" y="0"/>
-                      <a:ext cx="1819280" cy="1008549"/>
-                    </a:xfrm>
-                    <a:prstGeom prst="rect">
-                      <a:avLst/>
-                    </a:prstGeom>
-                    <a:noFill/>
-                    <a:ln>
-                      <a:noFill/>
-                    </a:ln>
-                  </pic:spPr>
-                </pic:pic>
-              </a:graphicData>
-            </a:graphic>
-          </wp:inline>
-        </w:drawing>
-      </w:r>
-    </w:p>
-    <w:p>
-      <w:pPr>
-        <w:rPr>
-          <w:rFonts w:cstheme="minorHAnsi"/>
-        </w:rPr>
-      </w:pPr>
-    </w:p>
-    <w:p>
-      <w:pPr>
-        <w:rPr>
-          <w:rFonts w:cstheme="minorHAnsi"/>
-        </w:rPr>
-      </w:pPr>
-      <w:r>
-        <w:rPr>
-          <w:rFonts w:cstheme="minorHAnsi"/>
-          <w:noProof/>
-          <w:lang w:eastAsia="da-DK"/>
-        </w:rPr>
-        <w:drawing>
-          <wp:inline distT="0" distB="0" distL="0" distR="0" wp14:anchorId="36A26758" wp14:editId="0F63758F">
-            <wp:extent cx="1269242" cy="674038"/>
-            <wp:effectExtent l="0" t="0" r="7620" b="0"/>
-            <wp:docPr id="17" name="Billede 17"/>
-            <wp:cNvGraphicFramePr>
-              <a:graphicFrameLocks xmlns:a="http://schemas.openxmlformats.org/drawingml/2006/main" noChangeAspect="1"/>
-            </wp:cNvGraphicFramePr>
-            <a:graphic xmlns:a="http://schemas.openxmlformats.org/drawingml/2006/main">
-              <a:graphicData uri="http://schemas.openxmlformats.org/drawingml/2006/picture">
-                <pic:pic xmlns:pic="http://schemas.openxmlformats.org/drawingml/2006/picture">
-                  <pic:nvPicPr>
-                    <pic:cNvPr id="0" name="Picture 11"/>
-                    <pic:cNvPicPr>
-                      <a:picLocks noChangeAspect="1" noChangeArrowheads="1"/>
-                    </pic:cNvPicPr>
-                  </pic:nvPicPr>
-                  <pic:blipFill>
-                    <a:blip r:embed="rId20" cstate="print">
-                      <a:extLst>
-                        <a:ext uri="{28A0092B-C50C-407E-A947-70E740481C1C}">
-                          <a14:useLocalDpi xmlns:a14="http://schemas.microsoft.com/office/drawing/2010/main" val="0"/>
-                        </a:ext>
-                      </a:extLst>
-                    </a:blip>
-                    <a:srcRect/>
-                    <a:stretch>
-                      <a:fillRect/>
-                    </a:stretch>
-                  </pic:blipFill>
-                  <pic:spPr bwMode="auto">
-                    <a:xfrm>
-                      <a:off x="0" y="0"/>
-                      <a:ext cx="1289042" cy="684553"/>
+                      <a:ext cx="2173960" cy="1154494"/>
                     </a:xfrm>
                     <a:prstGeom prst="rect">
                       <a:avLst/>
@@ -6372,7 +6401,7 @@
     </w:p>
     <w:sectPr>
       <w:pgSz w:w="11906" w:h="16838"/>
-      <w:pgMar w:top="1701" w:right="1134" w:bottom="1701" w:left="1134" w:header="708" w:footer="708" w:gutter="0"/>
+      <w:pgMar w:top="1134" w:right="1134" w:bottom="1701" w:left="1134" w:header="708" w:footer="708" w:gutter="0"/>
       <w:cols w:space="708"/>
       <w:docGrid w:linePitch="360"/>
     </w:sectPr>

--- a/downloads/Manualer_word/Manual-Tastaturlayout-MacOS.docx
+++ b/downloads/Manualer_word/Manual-Tastaturlayout-MacOS.docx
@@ -351,7 +351,7 @@
           <w:lang w:eastAsia="da-DK"/>
         </w:rPr>
         <w:drawing>
-          <wp:inline distT="0" distB="0" distL="0" distR="0" wp14:anchorId="3A94FA90" wp14:editId="5BA7F673">
+          <wp:inline distT="0" distB="0" distL="0" distR="0" wp14:anchorId="3A94FA90" wp14:editId="29960DA4">
             <wp:extent cx="2456278" cy="2053009"/>
             <wp:effectExtent l="0" t="0" r="1270" b="4445"/>
             <wp:docPr id="19" name="Billede 19"/>
@@ -630,16 +630,64 @@
       </w:pPr>
       <w:r>
         <w:rPr>
-          <w:rFonts w:cstheme="minorHAnsi"/>
+          <w:rFonts w:cstheme="minorHAnsi" w:hint="eastAsia"/>
           <w:b/>
         </w:rPr>
         <w:t>Kendt fejl:</w:t>
       </w:r>
       <w:r>
         <w:rPr>
-          <w:rFonts w:cstheme="minorHAnsi"/>
-        </w:rPr>
-        <w:t xml:space="preserve"> På enkelte Mac-computere skifter layoutet tilbage til almindeligt dansk, når Word er åbent.</w:t>
+          <w:rFonts w:cstheme="minorHAnsi" w:hint="eastAsia"/>
+        </w:rPr>
+        <w:t xml:space="preserve"> På enkelte Mac-computere skifter layoutet tilbage til almindeligt dansk, når Word er åbent. Det er en kendt fejl i macOS, ikke i layoutet. Prøv at slå </w:t>
+      </w:r>
+      <w:r>
+        <w:rPr>
+          <w:rFonts w:cstheme="minorHAnsi" w:hint="eastAsia"/>
+        </w:rPr>
+        <w:t>„</w:t>
+      </w:r>
+      <w:r>
+        <w:rPr>
+          <w:rFonts w:cstheme="minorHAnsi" w:hint="eastAsia"/>
+        </w:rPr>
+        <w:t>Skift automatisk til et dokuments indtastningskilde</w:t>
+      </w:r>
+      <w:r>
+        <w:rPr>
+          <w:rFonts w:cstheme="minorHAnsi" w:hint="eastAsia"/>
+        </w:rPr>
+        <w:t>“</w:t>
+      </w:r>
+      <w:r>
+        <w:rPr>
+          <w:rFonts w:cstheme="minorHAnsi" w:hint="eastAsia"/>
+        </w:rPr>
+        <w:t xml:space="preserve"> fra under Systemindstillinger </w:t>
+      </w:r>
+      <w:r>
+        <w:rPr>
+          <w:rFonts w:cstheme="minorHAnsi" w:hint="eastAsia"/>
+        </w:rPr>
+        <w:t>→</w:t>
+      </w:r>
+      <w:r>
+        <w:rPr>
+          <w:rFonts w:cstheme="minorHAnsi" w:hint="eastAsia"/>
+        </w:rPr>
+        <w:t xml:space="preserve"> Tastatur </w:t>
+      </w:r>
+      <w:r>
+        <w:rPr>
+          <w:rFonts w:cstheme="minorHAnsi" w:hint="eastAsia"/>
+        </w:rPr>
+        <w:t>→</w:t>
+      </w:r>
+      <w:r>
+        <w:rPr>
+          <w:rFonts w:cstheme="minorHAnsi" w:hint="eastAsia"/>
+        </w:rPr>
+        <w:t xml:space="preserve"> Indtastningskilder.</w:t>
       </w:r>
     </w:p>
     <w:p>
@@ -671,7 +719,6 @@
         <w:rPr>
           <w:rFonts w:asciiTheme="minorHAnsi" w:hAnsiTheme="minorHAnsi" w:cstheme="minorHAnsi"/>
         </w:rPr>
-        <w:lastRenderedPageBreak/>
         <w:t>Oversigt over genveje</w:t>
       </w:r>
     </w:p>
@@ -851,7 +898,6 @@
         <w:rPr>
           <w:rFonts w:asciiTheme="minorHAnsi" w:hAnsiTheme="minorHAnsi" w:cstheme="minorHAnsi"/>
         </w:rPr>
-        <w:lastRenderedPageBreak/>
         <w:t>Alle taster</w:t>
       </w:r>
     </w:p>
@@ -2437,7 +2483,6 @@
                 <w:szCs w:val="20"/>
               </w:rPr>
             </w:pPr>
-            <w:proofErr w:type="gramStart"/>
             <w:r>
               <w:rPr>
                 <w:rFonts w:ascii="Cambria Math" w:hAnsi="Cambria Math" w:cs="Cambria Math"/>
@@ -2454,17 +2499,7 @@
                 <w:szCs w:val="20"/>
                 <w:highlight w:val="green"/>
               </w:rPr>
-              <w:t>(</w:t>
-            </w:r>
-            <w:proofErr w:type="gramEnd"/>
-            <w:r>
-              <w:rPr>
-                <w:rFonts w:cstheme="minorHAnsi"/>
-                <w:sz w:val="20"/>
-                <w:szCs w:val="20"/>
-                <w:highlight w:val="green"/>
-              </w:rPr>
-              <w:t>tilhører</w:t>
+              <w:t>(tilhører</w:t>
             </w:r>
             <w:r>
               <w:rPr>
@@ -6001,7 +6036,6 @@
         <w:rPr>
           <w:rFonts w:asciiTheme="minorHAnsi" w:hAnsiTheme="minorHAnsi" w:cstheme="minorHAnsi"/>
         </w:rPr>
-        <w:lastRenderedPageBreak/>
         <w:t>Lav dit eget layout</w:t>
       </w:r>
     </w:p>
